--- a/document-templates/self-employed/03_Remote_Work_Statement_SelfEmployed_TEMPLATE.docx
+++ b/document-templates/self-employed/03_Remote_Work_Statement_SelfEmployed_TEMPLATE.docx
@@ -11,6 +11,8 @@
           <w:rFonts w:ascii="Arial" w:cs="Arial" w:eastAsia="Arial" w:hAnsi="Arial"/>
           <w:b/>
           <w:bCs/>
+          <w:color w:val="1F3864"/>
+          <w:sz w:val="32"/>
         </w:rPr>
         <w:t xml:space="preserve">Template 03 — Remote Working Statement — Self-Employed (Sole Trader / Freelancer)</w:t>
       </w:r>
@@ -33,6 +35,9 @@
       <w:r>
         <w:rPr>
           <w:rFonts w:ascii="Arial" w:cs="Arial" w:eastAsia="Arial" w:hAnsi="Arial"/>
+          <w:b/>
+          <w:color w:val="1F3864"/>
+          <w:sz w:val="26"/>
         </w:rPr>
         <w:t xml:space="preserve">Evidence you MUST attach (final page of this document)</w:t>
       </w:r>
@@ -100,6 +105,9 @@
       <w:r>
         <w:rPr>
           <w:rFonts w:ascii="Arial" w:cs="Arial" w:eastAsia="Arial" w:hAnsi="Arial"/>
+          <w:b/>
+          <w:color w:val="1F3864"/>
+          <w:sz w:val="26"/>
         </w:rPr>
         <w:t xml:space="preserve">Source documents you’ll need to fill this in</w:t>
       </w:r>
@@ -156,6 +164,9 @@
       <w:r>
         <w:rPr>
           <w:rFonts w:ascii="Arial" w:cs="Arial" w:eastAsia="Arial" w:hAnsi="Arial"/>
+          <w:b/>
+          <w:color w:val="1F3864"/>
+          <w:sz w:val="26"/>
         </w:rPr>
         <w:t xml:space="preserve">How to use this template</w:t>
       </w:r>
@@ -309,6 +320,8 @@
           <w:rFonts w:ascii="Arial" w:cs="Arial" w:eastAsia="Arial" w:hAnsi="Arial"/>
           <w:b/>
           <w:bCs/>
+          <w:color w:val="1F3864"/>
+          <w:sz w:val="32"/>
         </w:rPr>
         <w:t xml:space="preserve">Remote Working Statement</w:t>
       </w:r>
@@ -341,6 +354,9 @@
       <w:r>
         <w:rPr>
           <w:rFonts w:ascii="Arial" w:cs="Arial" w:eastAsia="Arial" w:hAnsi="Arial"/>
+          <w:b/>
+          <w:color w:val="1F3864"/>
+          <w:sz w:val="26"/>
         </w:rPr>
         <w:t xml:space="preserve">Applicant</w:t>
       </w:r>
@@ -570,6 +586,9 @@
       <w:r>
         <w:rPr>
           <w:rFonts w:ascii="Arial" w:cs="Arial" w:eastAsia="Arial" w:hAnsi="Arial"/>
+          <w:b/>
+          <w:color w:val="1F3864"/>
+          <w:sz w:val="26"/>
         </w:rPr>
         <w:t xml:space="preserve">Employment Status</w:t>
       </w:r>
@@ -1089,6 +1108,9 @@
       <w:r>
         <w:rPr>
           <w:rFonts w:ascii="Arial" w:cs="Arial" w:eastAsia="Arial" w:hAnsi="Arial"/>
+          <w:b/>
+          <w:color w:val="1F3864"/>
+          <w:sz w:val="26"/>
         </w:rPr>
         <w:t xml:space="preserve">Main Work Activities</w:t>
       </w:r>
@@ -1176,6 +1198,9 @@
       <w:r>
         <w:rPr>
           <w:rFonts w:ascii="Arial" w:cs="Arial" w:eastAsia="Arial" w:hAnsi="Arial"/>
+          <w:b/>
+          <w:color w:val="1F3864"/>
+          <w:sz w:val="26"/>
         </w:rPr>
         <w:t xml:space="preserve">Personal Income &amp; Financial Stability</w:t>
       </w:r>
@@ -1510,6 +1535,9 @@
       <w:r>
         <w:rPr>
           <w:rFonts w:ascii="Arial" w:cs="Arial" w:eastAsia="Arial" w:hAnsi="Arial"/>
+          <w:b/>
+          <w:color w:val="1F3864"/>
+          <w:sz w:val="26"/>
         </w:rPr>
         <w:t xml:space="preserve">How the Work Is Done Remotely</w:t>
       </w:r>
@@ -1750,6 +1778,9 @@
       <w:r>
         <w:rPr>
           <w:rFonts w:ascii="Arial" w:cs="Arial" w:eastAsia="Arial" w:hAnsi="Arial"/>
+          <w:b/>
+          <w:color w:val="1F3864"/>
+          <w:sz w:val="26"/>
         </w:rPr>
         <w:t xml:space="preserve">Suitability for the Destination Thailand Visa</w:t>
       </w:r>
@@ -1836,6 +1867,9 @@
       <w:r>
         <w:rPr>
           <w:rFonts w:ascii="Arial" w:cs="Arial" w:eastAsia="Arial" w:hAnsi="Arial"/>
+          <w:b/>
+          <w:color w:val="1F3864"/>
+          <w:sz w:val="26"/>
         </w:rPr>
         <w:t xml:space="preserve">Work Restrictions Compliance</w:t>
       </w:r>
@@ -1858,6 +1892,9 @@
       <w:r>
         <w:rPr>
           <w:rFonts w:ascii="Arial" w:cs="Arial" w:eastAsia="Arial" w:hAnsi="Arial"/>
+          <w:b/>
+          <w:color w:val="1F3864"/>
+          <w:sz w:val="26"/>
         </w:rPr>
         <w:t xml:space="preserve">Declaration</w:t>
       </w:r>
@@ -1947,6 +1984,8 @@
           <w:rFonts w:ascii="Arial" w:cs="Arial" w:eastAsia="Arial" w:hAnsi="Arial"/>
           <w:b/>
           <w:bCs/>
+          <w:color w:val="1F3864"/>
+          <w:sz w:val="32"/>
         </w:rPr>
         <w:t xml:space="preserve">Evidence Appendix</w:t>
       </w:r>

--- a/document-templates/self-employed/03_Remote_Work_Statement_SelfEmployed_TEMPLATE.docx
+++ b/document-templates/self-employed/03_Remote_Work_Statement_SelfEmployed_TEMPLATE.docx
@@ -124,7 +124,7 @@
         <w:rPr>
           <w:rFonts w:ascii="Arial" w:cs="Arial" w:eastAsia="Arial" w:hAnsi="Arial"/>
         </w:rPr>
-        <w:t xml:space="preserve">Tax registration (e.g., Self Assessment/UTR)</w:t>
+        <w:t>Tax registration / business registration (e.g., Self Assessment/UTR) — may need embassy authentication depending on your country (official requirement for company/business registration documents)</w:t>
       </w:r>
     </w:p>
     <w:p>

--- a/document-templates/self-employed/03_Remote_Work_Statement_SelfEmployed_TEMPLATE.docx
+++ b/document-templates/self-employed/03_Remote_Work_Statement_SelfEmployed_TEMPLATE.docx
@@ -2043,6 +2043,7 @@
                 <w:rFonts w:ascii="Arial" w:cs="Arial" w:eastAsia="Arial" w:hAnsi="Arial"/>
                 <w:b/>
                 <w:bCs/>
+                <w:color w:val="C00000"/>
                 <w:sz w:val="21"/>
                 <w:szCs w:val="21"/>
               </w:rPr>
@@ -2058,7 +2059,7 @@
                 <w:rFonts w:ascii="Arial" w:cs="Arial" w:eastAsia="Arial" w:hAnsi="Arial"/>
                 <w:i/>
                 <w:iCs/>
-                <w:color w:val="595959"/>
+                <w:color w:val="C00000"/>
                 <w:sz w:val="18"/>
                 <w:szCs w:val="18"/>
               </w:rPr>
@@ -2125,6 +2126,7 @@
                 <w:rFonts w:ascii="Arial" w:cs="Arial" w:eastAsia="Arial" w:hAnsi="Arial"/>
                 <w:b/>
                 <w:bCs/>
+                <w:color w:val="C00000"/>
                 <w:sz w:val="21"/>
                 <w:szCs w:val="21"/>
               </w:rPr>
@@ -2140,7 +2142,7 @@
                 <w:rFonts w:ascii="Arial" w:cs="Arial" w:eastAsia="Arial" w:hAnsi="Arial"/>
                 <w:i/>
                 <w:iCs/>
-                <w:color w:val="595959"/>
+                <w:color w:val="C00000"/>
                 <w:sz w:val="18"/>
                 <w:szCs w:val="18"/>
               </w:rPr>
@@ -2207,6 +2209,7 @@
                 <w:rFonts w:ascii="Arial" w:cs="Arial" w:eastAsia="Arial" w:hAnsi="Arial"/>
                 <w:b/>
                 <w:bCs/>
+                <w:color w:val="C00000"/>
                 <w:sz w:val="21"/>
                 <w:szCs w:val="21"/>
               </w:rPr>
@@ -2222,7 +2225,7 @@
                 <w:rFonts w:ascii="Arial" w:cs="Arial" w:eastAsia="Arial" w:hAnsi="Arial"/>
                 <w:i/>
                 <w:iCs/>
-                <w:color w:val="595959"/>
+                <w:color w:val="C00000"/>
                 <w:sz w:val="18"/>
                 <w:szCs w:val="18"/>
               </w:rPr>
